--- a/CVSimonFoster.docx
+++ b/CVSimonFoster.docx
@@ -78,15 +78,14 @@
             <w:tcW w:w="7513" w:type="dxa"/>
           </w:tcPr>
           <w:p>
-            <w:pPr>
-              <w:rPr>
-                <w:b/>
-                <w:sz w:val="32"/>
-                <w:szCs w:val="32"/>
-              </w:rPr>
-            </w:pPr>
             <w:r>
               <w:t>Yorkshire, UK</w:t>
+            </w:r>
+            <w:r>
+              <w:t xml:space="preserve"> </w:t>
+            </w:r>
+            <w:r>
+              <w:t>(open to remote/hybrid)</w:t>
             </w:r>
           </w:p>
         </w:tc>
@@ -223,7 +222,7 @@
     </w:p>
     <w:p>
       <w:r>
-        <w:t>Results-driven .Net C# Developer with extensive experience across C# .Net, JavaScript, SQL Server, Azure, and AWS. Adept at automating development and deployment processes, with a strong background in system administration and a passion for continuous improvement and DevOps best practices.</w:t>
+        <w:t>Senior .NET Developer with 10+ years building and modernising business-critical web platforms in C#, ASP.NET, SQL Server, and Azure. Proven track record delivering microservice improvements, reducing cloud costs, and improving deployment reliability through CI/CD and DevOps practices. Seeking a senior backend/full-stack role where I can lead delivery and continuous improvement.</w:t>
       </w:r>
     </w:p>
     <w:p>
@@ -606,7 +605,21 @@
         <w:rPr>
           <w:bCs/>
         </w:rPr>
-        <w:t xml:space="preserve"> at Tersus Consultancy (formerly </w:t>
+        <w:t xml:space="preserve"> at </w:t>
+      </w:r>
+      <w:proofErr w:type="spellStart"/>
+      <w:r>
+        <w:rPr>
+          <w:bCs/>
+        </w:rPr>
+        <w:t>Tersus</w:t>
+      </w:r>
+      <w:proofErr w:type="spellEnd"/>
+      <w:r>
+        <w:rPr>
+          <w:bCs/>
+        </w:rPr>
+        <w:t xml:space="preserve"> Consultancy (formerly </w:t>
       </w:r>
       <w:proofErr w:type="spellStart"/>
       <w:r>
@@ -797,7 +810,6 @@
     <w:p/>
     <w:p>
       <w:r>
-        <w:lastRenderedPageBreak/>
         <w:t>Ju</w:t>
       </w:r>
       <w:r>
@@ -1031,42 +1043,6 @@
       </w:r>
     </w:p>
     <w:p>
-      <w:pPr>
-        <w:pStyle w:val="ListParagraph"/>
-        <w:numPr>
-          <w:ilvl w:val="0"/>
-          <w:numId w:val="3"/>
-        </w:numPr>
-      </w:pPr>
-      <w:r>
-        <w:t>Managed IT department operations and staff workloads.</w:t>
-      </w:r>
-    </w:p>
-    <w:p>
-      <w:pPr>
-        <w:pStyle w:val="ListParagraph"/>
-        <w:numPr>
-          <w:ilvl w:val="0"/>
-          <w:numId w:val="3"/>
-        </w:numPr>
-      </w:pPr>
-      <w:r>
-        <w:t>Led network upgrade projects and coordinated with contractors/consultants.</w:t>
-      </w:r>
-    </w:p>
-    <w:p>
-      <w:pPr>
-        <w:pStyle w:val="ListParagraph"/>
-        <w:numPr>
-          <w:ilvl w:val="0"/>
-          <w:numId w:val="3"/>
-        </w:numPr>
-      </w:pPr>
-      <w:r>
-        <w:t>Ensured smooth operation of cloud computing products.</w:t>
-      </w:r>
-    </w:p>
-    <w:p>
       <w:r>
         <w:t xml:space="preserve">October 2006 – </w:t>
       </w:r>
@@ -1089,42 +1065,6 @@
       <w:proofErr w:type="spellEnd"/>
       <w:r>
         <w:t xml:space="preserve"> UK</w:t>
-      </w:r>
-    </w:p>
-    <w:p>
-      <w:pPr>
-        <w:pStyle w:val="ListParagraph"/>
-        <w:numPr>
-          <w:ilvl w:val="0"/>
-          <w:numId w:val="2"/>
-        </w:numPr>
-      </w:pPr>
-      <w:r>
-        <w:t>Provided front-line IT support for multiple offices and external clients.</w:t>
-      </w:r>
-    </w:p>
-    <w:p>
-      <w:pPr>
-        <w:pStyle w:val="ListParagraph"/>
-        <w:numPr>
-          <w:ilvl w:val="0"/>
-          <w:numId w:val="2"/>
-        </w:numPr>
-      </w:pPr>
-      <w:r>
-        <w:t>Administered Active Directory, websites, FTP, VPN, and Exchange.</w:t>
-      </w:r>
-    </w:p>
-    <w:p>
-      <w:pPr>
-        <w:pStyle w:val="ListParagraph"/>
-        <w:numPr>
-          <w:ilvl w:val="0"/>
-          <w:numId w:val="2"/>
-        </w:numPr>
-      </w:pPr>
-      <w:r>
-        <w:t>Maintained backups and converted Health &amp; Safety files to HTML.</w:t>
       </w:r>
     </w:p>
     <w:p>
@@ -1295,28 +1235,6 @@
       <w:r>
         <w:tab/>
         <w:t>Redhill Comprehensive School GCSE 9 A* - D including Science, Mathematics and English</w:t>
-      </w:r>
-    </w:p>
-    <w:p>
-      <w:pPr>
-        <w:rPr>
-          <w:b/>
-          <w:sz w:val="32"/>
-          <w:szCs w:val="32"/>
-        </w:rPr>
-      </w:pPr>
-      <w:r>
-        <w:rPr>
-          <w:b/>
-          <w:sz w:val="32"/>
-          <w:szCs w:val="32"/>
-        </w:rPr>
-        <w:t>Hobbies and Interests</w:t>
-      </w:r>
-    </w:p>
-    <w:p>
-      <w:r>
-        <w:t>Proud father to James (born 2015) and Edward (born 2017). Enjoy spending time with family, following science fiction (especially Star Trek), and staying up to date with the latest technology trends.</w:t>
       </w:r>
     </w:p>
     <w:sectPr>

--- a/CVSimonFoster.docx
+++ b/CVSimonFoster.docx
@@ -333,6 +333,59 @@
           <w:sz w:val="32"/>
           <w:szCs w:val="32"/>
         </w:rPr>
+        <w:t>AI</w:t>
+      </w:r>
+    </w:p>
+    <w:p>
+      <w:pPr>
+        <w:pStyle w:val="ListParagraph"/>
+        <w:numPr>
+          <w:ilvl w:val="0"/>
+          <w:numId w:val="17"/>
+        </w:numPr>
+      </w:pPr>
+      <w:r>
+        <w:t>GitHub Copilot: use in day-to-day development for code generation, refactoring, and review support (with human oversight).</w:t>
+      </w:r>
+    </w:p>
+    <w:p>
+      <w:pPr>
+        <w:pStyle w:val="ListParagraph"/>
+        <w:numPr>
+          <w:ilvl w:val="0"/>
+          <w:numId w:val="17"/>
+        </w:numPr>
+      </w:pPr>
+      <w:r>
+        <w:t>Semantic Kernel (C#): personal projects integrating OpenAI models; prompt engineering and orchestration.</w:t>
+      </w:r>
+    </w:p>
+    <w:p>
+      <w:pPr>
+        <w:pStyle w:val="ListParagraph"/>
+        <w:numPr>
+          <w:ilvl w:val="0"/>
+          <w:numId w:val="17"/>
+        </w:numPr>
+      </w:pPr>
+      <w:r>
+        <w:t>Pragmatic approach: treat LLM output as a draft; verify with tests and code review, and avoid sharing sensitive data.</w:t>
+      </w:r>
+    </w:p>
+    <w:p>
+      <w:pPr>
+        <w:rPr>
+          <w:b/>
+          <w:sz w:val="32"/>
+          <w:szCs w:val="32"/>
+        </w:rPr>
+      </w:pPr>
+      <w:r>
+        <w:rPr>
+          <w:b/>
+          <w:sz w:val="32"/>
+          <w:szCs w:val="32"/>
+        </w:rPr>
         <w:t>Work</w:t>
       </w:r>
     </w:p>
@@ -395,13 +448,7 @@
         <w:rPr>
           <w:bCs/>
         </w:rPr>
-        <w:t>Participate in</w:t>
-      </w:r>
-      <w:r>
-        <w:rPr>
-          <w:bCs/>
-        </w:rPr>
-        <w:t xml:space="preserve"> continuous improvement projects and cross-cutting initiatives across a microservices estate as part of the DevOps team.</w:t>
+        <w:t>Drive continuous improvement projects and cross-cutting initiatives across a microservices estate as part of the DevOps team.</w:t>
       </w:r>
     </w:p>
     <w:p>
@@ -419,7 +466,7 @@
         <w:rPr>
           <w:bCs/>
         </w:rPr>
-        <w:t>Enhanced backend services for Optix 2.</w:t>
+        <w:t>Enhanced backend services for Optix 2, enabling seamless payment processing and product/service sales for customers.</w:t>
       </w:r>
     </w:p>
     <w:p>
@@ -605,21 +652,7 @@
         <w:rPr>
           <w:bCs/>
         </w:rPr>
-        <w:t xml:space="preserve"> at </w:t>
-      </w:r>
-      <w:proofErr w:type="spellStart"/>
-      <w:r>
-        <w:rPr>
-          <w:bCs/>
-        </w:rPr>
-        <w:t>Tersus</w:t>
-      </w:r>
-      <w:proofErr w:type="spellEnd"/>
-      <w:r>
-        <w:rPr>
-          <w:bCs/>
-        </w:rPr>
-        <w:t xml:space="preserve"> Consultancy (formerly </w:t>
+        <w:t xml:space="preserve"> at Tersus Consultancy (formerly </w:t>
       </w:r>
       <w:proofErr w:type="spellStart"/>
       <w:r>
@@ -710,6 +743,14 @@
     </w:p>
     <w:p>
       <w:pPr>
+        <w:pStyle w:val="ListParagraph"/>
+        <w:rPr>
+          <w:bCs/>
+        </w:rPr>
+      </w:pPr>
+    </w:p>
+    <w:p>
+      <w:pPr>
         <w:rPr>
           <w:bCs/>
         </w:rPr>
@@ -802,12 +843,6 @@
         <w:t>Guided platform migrations and ensured alignment between requirements and deliverables.</w:t>
       </w:r>
     </w:p>
-    <w:p>
-      <w:r>
-        <w:br/>
-      </w:r>
-    </w:p>
-    <w:p/>
     <w:p>
       <w:r>
         <w:t>Ju</w:t>
@@ -1250,6 +1285,268 @@
 <file path=word/numbering.xml><?xml version="1.0" encoding="utf-8"?>
 <w:numbering xmlns:wpc="http://schemas.microsoft.com/office/word/2010/wordprocessingCanvas" xmlns:cx="http://schemas.microsoft.com/office/drawing/2014/chartex" xmlns:cx1="http://schemas.microsoft.com/office/drawing/2015/9/8/chartex" xmlns:cx2="http://schemas.microsoft.com/office/drawing/2015/10/21/chartex" xmlns:cx3="http://schemas.microsoft.com/office/drawing/2016/5/9/chartex" xmlns:cx4="http://schemas.microsoft.com/office/drawing/2016/5/10/chartex" xmlns:cx5="http://schemas.microsoft.com/office/drawing/2016/5/11/chartex" xmlns:cx6="http://schemas.microsoft.com/office/drawing/2016/5/12/chartex" xmlns:cx7="http://schemas.microsoft.com/office/drawing/2016/5/13/chartex" xmlns:cx8="http://schemas.microsoft.com/office/drawing/2016/5/14/chartex" xmlns:mc="http://schemas.openxmlformats.org/markup-compatibility/2006" xmlns:aink="http://schemas.microsoft.com/office/drawing/2016/ink" xmlns:am3d="http://schemas.microsoft.com/office/drawing/2017/model3d" xmlns:o="urn:schemas-microsoft-com:office:office" xmlns:oel="http://schemas.microsoft.com/office/2019/extlst" xmlns:r="http://schemas.openxmlformats.org/officeDocument/2006/relationships" xmlns:m="http://schemas.openxmlformats.org/officeDocument/2006/math" xmlns:v="urn:schemas-microsoft-com:vml" xmlns:wp14="http://schemas.microsoft.com/office/word/2010/wordprocessingDrawing" xmlns:wp="http://schemas.openxmlformats.org/drawingml/2006/wordprocessingDrawing" xmlns:w10="urn:schemas-microsoft-com:office:word" xmlns:w="http://schemas.openxmlformats.org/wordprocessingml/2006/main" xmlns:w14="http://schemas.microsoft.com/office/word/2010/wordml" xmlns:w15="http://schemas.microsoft.com/office/word/2012/wordml" xmlns:w16cex="http://schemas.microsoft.com/office/word/2018/wordml/cex" xmlns:w16cid="http://schemas.microsoft.com/office/word/2016/wordml/cid" xmlns:w16="http://schemas.microsoft.com/office/word/2018/wordml" xmlns:w16du="http://schemas.microsoft.com/office/word/2023/wordml/word16du" xmlns:w16sdtdh="http://schemas.microsoft.com/office/word/2020/wordml/sdtdatahash" xmlns:w16sdtfl="http://schemas.microsoft.com/office/word/2024/wordml/sdtformatlock" xmlns:w16se="http://schemas.microsoft.com/office/word/2015/wordml/symex" xmlns:wpg="http://schemas.microsoft.com/office/word/2010/wordprocessingGroup" xmlns:wpi="http://schemas.microsoft.com/office/word/2010/wordprocessingInk" xmlns:wne="http://schemas.microsoft.com/office/word/2006/wordml" xmlns:wps="http://schemas.microsoft.com/office/word/2010/wordprocessingShape" mc:Ignorable="w14 w15 w16se w16cid w16 w16cex w16sdtdh w16sdtfl w16du wp14">
   <w:abstractNum w:abstractNumId="0" w15:restartNumberingAfterBreak="0">
+    <w:nsid w:val="03B73726"/>
+    <w:multiLevelType w:val="multilevel"/>
+    <w:tmpl w:val="EB1C10DE"/>
+    <w:lvl w:ilvl="0">
+      <w:start w:val="1"/>
+      <w:numFmt w:val="bullet"/>
+      <w:lvlText w:val=""/>
+      <w:lvlJc w:val="left"/>
+      <w:pPr>
+        <w:tabs>
+          <w:tab w:val="num" w:pos="720"/>
+        </w:tabs>
+        <w:ind w:left="720" w:hanging="360"/>
+      </w:pPr>
+      <w:rPr>
+        <w:rFonts w:ascii="Symbol" w:hAnsi="Symbol" w:hint="default"/>
+        <w:sz w:val="20"/>
+      </w:rPr>
+    </w:lvl>
+    <w:lvl w:ilvl="1" w:tentative="1">
+      <w:start w:val="1"/>
+      <w:numFmt w:val="bullet"/>
+      <w:lvlText w:val="o"/>
+      <w:lvlJc w:val="left"/>
+      <w:pPr>
+        <w:tabs>
+          <w:tab w:val="num" w:pos="1440"/>
+        </w:tabs>
+        <w:ind w:left="1440" w:hanging="360"/>
+      </w:pPr>
+      <w:rPr>
+        <w:rFonts w:ascii="Courier New" w:hAnsi="Courier New" w:hint="default"/>
+        <w:sz w:val="20"/>
+      </w:rPr>
+    </w:lvl>
+    <w:lvl w:ilvl="2" w:tentative="1">
+      <w:start w:val="1"/>
+      <w:numFmt w:val="bullet"/>
+      <w:lvlText w:val=""/>
+      <w:lvlJc w:val="left"/>
+      <w:pPr>
+        <w:tabs>
+          <w:tab w:val="num" w:pos="2160"/>
+        </w:tabs>
+        <w:ind w:left="2160" w:hanging="360"/>
+      </w:pPr>
+      <w:rPr>
+        <w:rFonts w:ascii="Wingdings" w:hAnsi="Wingdings" w:hint="default"/>
+        <w:sz w:val="20"/>
+      </w:rPr>
+    </w:lvl>
+    <w:lvl w:ilvl="3" w:tentative="1">
+      <w:start w:val="1"/>
+      <w:numFmt w:val="bullet"/>
+      <w:lvlText w:val=""/>
+      <w:lvlJc w:val="left"/>
+      <w:pPr>
+        <w:tabs>
+          <w:tab w:val="num" w:pos="2880"/>
+        </w:tabs>
+        <w:ind w:left="2880" w:hanging="360"/>
+      </w:pPr>
+      <w:rPr>
+        <w:rFonts w:ascii="Wingdings" w:hAnsi="Wingdings" w:hint="default"/>
+        <w:sz w:val="20"/>
+      </w:rPr>
+    </w:lvl>
+    <w:lvl w:ilvl="4" w:tentative="1">
+      <w:start w:val="1"/>
+      <w:numFmt w:val="bullet"/>
+      <w:lvlText w:val=""/>
+      <w:lvlJc w:val="left"/>
+      <w:pPr>
+        <w:tabs>
+          <w:tab w:val="num" w:pos="3600"/>
+        </w:tabs>
+        <w:ind w:left="3600" w:hanging="360"/>
+      </w:pPr>
+      <w:rPr>
+        <w:rFonts w:ascii="Wingdings" w:hAnsi="Wingdings" w:hint="default"/>
+        <w:sz w:val="20"/>
+      </w:rPr>
+    </w:lvl>
+    <w:lvl w:ilvl="5" w:tentative="1">
+      <w:start w:val="1"/>
+      <w:numFmt w:val="bullet"/>
+      <w:lvlText w:val=""/>
+      <w:lvlJc w:val="left"/>
+      <w:pPr>
+        <w:tabs>
+          <w:tab w:val="num" w:pos="4320"/>
+        </w:tabs>
+        <w:ind w:left="4320" w:hanging="360"/>
+      </w:pPr>
+      <w:rPr>
+        <w:rFonts w:ascii="Wingdings" w:hAnsi="Wingdings" w:hint="default"/>
+        <w:sz w:val="20"/>
+      </w:rPr>
+    </w:lvl>
+    <w:lvl w:ilvl="6" w:tentative="1">
+      <w:start w:val="1"/>
+      <w:numFmt w:val="bullet"/>
+      <w:lvlText w:val=""/>
+      <w:lvlJc w:val="left"/>
+      <w:pPr>
+        <w:tabs>
+          <w:tab w:val="num" w:pos="5040"/>
+        </w:tabs>
+        <w:ind w:left="5040" w:hanging="360"/>
+      </w:pPr>
+      <w:rPr>
+        <w:rFonts w:ascii="Wingdings" w:hAnsi="Wingdings" w:hint="default"/>
+        <w:sz w:val="20"/>
+      </w:rPr>
+    </w:lvl>
+    <w:lvl w:ilvl="7" w:tentative="1">
+      <w:start w:val="1"/>
+      <w:numFmt w:val="bullet"/>
+      <w:lvlText w:val=""/>
+      <w:lvlJc w:val="left"/>
+      <w:pPr>
+        <w:tabs>
+          <w:tab w:val="num" w:pos="5760"/>
+        </w:tabs>
+        <w:ind w:left="5760" w:hanging="360"/>
+      </w:pPr>
+      <w:rPr>
+        <w:rFonts w:ascii="Wingdings" w:hAnsi="Wingdings" w:hint="default"/>
+        <w:sz w:val="20"/>
+      </w:rPr>
+    </w:lvl>
+    <w:lvl w:ilvl="8" w:tentative="1">
+      <w:start w:val="1"/>
+      <w:numFmt w:val="bullet"/>
+      <w:lvlText w:val=""/>
+      <w:lvlJc w:val="left"/>
+      <w:pPr>
+        <w:tabs>
+          <w:tab w:val="num" w:pos="6480"/>
+        </w:tabs>
+        <w:ind w:left="6480" w:hanging="360"/>
+      </w:pPr>
+      <w:rPr>
+        <w:rFonts w:ascii="Wingdings" w:hAnsi="Wingdings" w:hint="default"/>
+        <w:sz w:val="20"/>
+      </w:rPr>
+    </w:lvl>
+  </w:abstractNum>
+  <w:abstractNum w:abstractNumId="1" w15:restartNumberingAfterBreak="0">
+    <w:nsid w:val="05CC0E58"/>
+    <w:multiLevelType w:val="hybridMultilevel"/>
+    <w:tmpl w:val="D6DC2CEA"/>
+    <w:lvl w:ilvl="0" w:tplc="08090001">
+      <w:start w:val="1"/>
+      <w:numFmt w:val="bullet"/>
+      <w:lvlText w:val=""/>
+      <w:lvlJc w:val="left"/>
+      <w:pPr>
+        <w:ind w:left="720" w:hanging="360"/>
+      </w:pPr>
+      <w:rPr>
+        <w:rFonts w:ascii="Symbol" w:hAnsi="Symbol" w:hint="default"/>
+      </w:rPr>
+    </w:lvl>
+    <w:lvl w:ilvl="1" w:tplc="08090003" w:tentative="1">
+      <w:start w:val="1"/>
+      <w:numFmt w:val="bullet"/>
+      <w:lvlText w:val="o"/>
+      <w:lvlJc w:val="left"/>
+      <w:pPr>
+        <w:ind w:left="1440" w:hanging="360"/>
+      </w:pPr>
+      <w:rPr>
+        <w:rFonts w:ascii="Courier New" w:hAnsi="Courier New" w:cs="Courier New" w:hint="default"/>
+      </w:rPr>
+    </w:lvl>
+    <w:lvl w:ilvl="2" w:tplc="08090005" w:tentative="1">
+      <w:start w:val="1"/>
+      <w:numFmt w:val="bullet"/>
+      <w:lvlText w:val=""/>
+      <w:lvlJc w:val="left"/>
+      <w:pPr>
+        <w:ind w:left="2160" w:hanging="360"/>
+      </w:pPr>
+      <w:rPr>
+        <w:rFonts w:ascii="Wingdings" w:hAnsi="Wingdings" w:hint="default"/>
+      </w:rPr>
+    </w:lvl>
+    <w:lvl w:ilvl="3" w:tplc="08090001" w:tentative="1">
+      <w:start w:val="1"/>
+      <w:numFmt w:val="bullet"/>
+      <w:lvlText w:val=""/>
+      <w:lvlJc w:val="left"/>
+      <w:pPr>
+        <w:ind w:left="2880" w:hanging="360"/>
+      </w:pPr>
+      <w:rPr>
+        <w:rFonts w:ascii="Symbol" w:hAnsi="Symbol" w:hint="default"/>
+      </w:rPr>
+    </w:lvl>
+    <w:lvl w:ilvl="4" w:tplc="08090003" w:tentative="1">
+      <w:start w:val="1"/>
+      <w:numFmt w:val="bullet"/>
+      <w:lvlText w:val="o"/>
+      <w:lvlJc w:val="left"/>
+      <w:pPr>
+        <w:ind w:left="3600" w:hanging="360"/>
+      </w:pPr>
+      <w:rPr>
+        <w:rFonts w:ascii="Courier New" w:hAnsi="Courier New" w:cs="Courier New" w:hint="default"/>
+      </w:rPr>
+    </w:lvl>
+    <w:lvl w:ilvl="5" w:tplc="08090005" w:tentative="1">
+      <w:start w:val="1"/>
+      <w:numFmt w:val="bullet"/>
+      <w:lvlText w:val=""/>
+      <w:lvlJc w:val="left"/>
+      <w:pPr>
+        <w:ind w:left="4320" w:hanging="360"/>
+      </w:pPr>
+      <w:rPr>
+        <w:rFonts w:ascii="Wingdings" w:hAnsi="Wingdings" w:hint="default"/>
+      </w:rPr>
+    </w:lvl>
+    <w:lvl w:ilvl="6" w:tplc="08090001" w:tentative="1">
+      <w:start w:val="1"/>
+      <w:numFmt w:val="bullet"/>
+      <w:lvlText w:val=""/>
+      <w:lvlJc w:val="left"/>
+      <w:pPr>
+        <w:ind w:left="5040" w:hanging="360"/>
+      </w:pPr>
+      <w:rPr>
+        <w:rFonts w:ascii="Symbol" w:hAnsi="Symbol" w:hint="default"/>
+      </w:rPr>
+    </w:lvl>
+    <w:lvl w:ilvl="7" w:tplc="08090003" w:tentative="1">
+      <w:start w:val="1"/>
+      <w:numFmt w:val="bullet"/>
+      <w:lvlText w:val="o"/>
+      <w:lvlJc w:val="left"/>
+      <w:pPr>
+        <w:ind w:left="5760" w:hanging="360"/>
+      </w:pPr>
+      <w:rPr>
+        <w:rFonts w:ascii="Courier New" w:hAnsi="Courier New" w:cs="Courier New" w:hint="default"/>
+      </w:rPr>
+    </w:lvl>
+    <w:lvl w:ilvl="8" w:tplc="08090005" w:tentative="1">
+      <w:start w:val="1"/>
+      <w:numFmt w:val="bullet"/>
+      <w:lvlText w:val=""/>
+      <w:lvlJc w:val="left"/>
+      <w:pPr>
+        <w:ind w:left="6480" w:hanging="360"/>
+      </w:pPr>
+      <w:rPr>
+        <w:rFonts w:ascii="Wingdings" w:hAnsi="Wingdings" w:hint="default"/>
+      </w:rPr>
+    </w:lvl>
+  </w:abstractNum>
+  <w:abstractNum w:abstractNumId="2" w15:restartNumberingAfterBreak="0">
     <w:nsid w:val="0EE33EA4"/>
     <w:multiLevelType w:val="hybridMultilevel"/>
     <w:tmpl w:val="C31A68D0"/>
@@ -1362,7 +1659,7 @@
       </w:rPr>
     </w:lvl>
   </w:abstractNum>
-  <w:abstractNum w:abstractNumId="1" w15:restartNumberingAfterBreak="0">
+  <w:abstractNum w:abstractNumId="3" w15:restartNumberingAfterBreak="0">
     <w:nsid w:val="0FFD7DD9"/>
     <w:multiLevelType w:val="hybridMultilevel"/>
     <w:tmpl w:val="61D6E3B4"/>
@@ -1475,7 +1772,7 @@
       </w:rPr>
     </w:lvl>
   </w:abstractNum>
-  <w:abstractNum w:abstractNumId="2" w15:restartNumberingAfterBreak="0">
+  <w:abstractNum w:abstractNumId="4" w15:restartNumberingAfterBreak="0">
     <w:nsid w:val="16365B20"/>
     <w:multiLevelType w:val="hybridMultilevel"/>
     <w:tmpl w:val="33B6513C"/>
@@ -1588,7 +1885,7 @@
       </w:rPr>
     </w:lvl>
   </w:abstractNum>
-  <w:abstractNum w:abstractNumId="3" w15:restartNumberingAfterBreak="0">
+  <w:abstractNum w:abstractNumId="5" w15:restartNumberingAfterBreak="0">
     <w:nsid w:val="176C2EC8"/>
     <w:multiLevelType w:val="hybridMultilevel"/>
     <w:tmpl w:val="B2724D5C"/>
@@ -1701,7 +1998,7 @@
       </w:rPr>
     </w:lvl>
   </w:abstractNum>
-  <w:abstractNum w:abstractNumId="4" w15:restartNumberingAfterBreak="0">
+  <w:abstractNum w:abstractNumId="6" w15:restartNumberingAfterBreak="0">
     <w:nsid w:val="1D7371C4"/>
     <w:multiLevelType w:val="hybridMultilevel"/>
     <w:tmpl w:val="6A025DBC"/>
@@ -1814,7 +2111,7 @@
       </w:rPr>
     </w:lvl>
   </w:abstractNum>
-  <w:abstractNum w:abstractNumId="5" w15:restartNumberingAfterBreak="0">
+  <w:abstractNum w:abstractNumId="7" w15:restartNumberingAfterBreak="0">
     <w:nsid w:val="22B370EA"/>
     <w:multiLevelType w:val="hybridMultilevel"/>
     <w:tmpl w:val="30E65E28"/>
@@ -1927,7 +2224,156 @@
       </w:rPr>
     </w:lvl>
   </w:abstractNum>
-  <w:abstractNum w:abstractNumId="6" w15:restartNumberingAfterBreak="0">
+  <w:abstractNum w:abstractNumId="8" w15:restartNumberingAfterBreak="0">
+    <w:nsid w:val="2B5170D2"/>
+    <w:multiLevelType w:val="multilevel"/>
+    <w:tmpl w:val="14708960"/>
+    <w:lvl w:ilvl="0">
+      <w:start w:val="1"/>
+      <w:numFmt w:val="bullet"/>
+      <w:lvlText w:val=""/>
+      <w:lvlJc w:val="left"/>
+      <w:pPr>
+        <w:tabs>
+          <w:tab w:val="num" w:pos="720"/>
+        </w:tabs>
+        <w:ind w:left="720" w:hanging="360"/>
+      </w:pPr>
+      <w:rPr>
+        <w:rFonts w:ascii="Symbol" w:hAnsi="Symbol" w:hint="default"/>
+        <w:sz w:val="20"/>
+      </w:rPr>
+    </w:lvl>
+    <w:lvl w:ilvl="1" w:tentative="1">
+      <w:start w:val="1"/>
+      <w:numFmt w:val="bullet"/>
+      <w:lvlText w:val="o"/>
+      <w:lvlJc w:val="left"/>
+      <w:pPr>
+        <w:tabs>
+          <w:tab w:val="num" w:pos="1440"/>
+        </w:tabs>
+        <w:ind w:left="1440" w:hanging="360"/>
+      </w:pPr>
+      <w:rPr>
+        <w:rFonts w:ascii="Courier New" w:hAnsi="Courier New" w:hint="default"/>
+        <w:sz w:val="20"/>
+      </w:rPr>
+    </w:lvl>
+    <w:lvl w:ilvl="2" w:tentative="1">
+      <w:start w:val="1"/>
+      <w:numFmt w:val="bullet"/>
+      <w:lvlText w:val=""/>
+      <w:lvlJc w:val="left"/>
+      <w:pPr>
+        <w:tabs>
+          <w:tab w:val="num" w:pos="2160"/>
+        </w:tabs>
+        <w:ind w:left="2160" w:hanging="360"/>
+      </w:pPr>
+      <w:rPr>
+        <w:rFonts w:ascii="Wingdings" w:hAnsi="Wingdings" w:hint="default"/>
+        <w:sz w:val="20"/>
+      </w:rPr>
+    </w:lvl>
+    <w:lvl w:ilvl="3" w:tentative="1">
+      <w:start w:val="1"/>
+      <w:numFmt w:val="bullet"/>
+      <w:lvlText w:val=""/>
+      <w:lvlJc w:val="left"/>
+      <w:pPr>
+        <w:tabs>
+          <w:tab w:val="num" w:pos="2880"/>
+        </w:tabs>
+        <w:ind w:left="2880" w:hanging="360"/>
+      </w:pPr>
+      <w:rPr>
+        <w:rFonts w:ascii="Wingdings" w:hAnsi="Wingdings" w:hint="default"/>
+        <w:sz w:val="20"/>
+      </w:rPr>
+    </w:lvl>
+    <w:lvl w:ilvl="4" w:tentative="1">
+      <w:start w:val="1"/>
+      <w:numFmt w:val="bullet"/>
+      <w:lvlText w:val=""/>
+      <w:lvlJc w:val="left"/>
+      <w:pPr>
+        <w:tabs>
+          <w:tab w:val="num" w:pos="3600"/>
+        </w:tabs>
+        <w:ind w:left="3600" w:hanging="360"/>
+      </w:pPr>
+      <w:rPr>
+        <w:rFonts w:ascii="Wingdings" w:hAnsi="Wingdings" w:hint="default"/>
+        <w:sz w:val="20"/>
+      </w:rPr>
+    </w:lvl>
+    <w:lvl w:ilvl="5" w:tentative="1">
+      <w:start w:val="1"/>
+      <w:numFmt w:val="bullet"/>
+      <w:lvlText w:val=""/>
+      <w:lvlJc w:val="left"/>
+      <w:pPr>
+        <w:tabs>
+          <w:tab w:val="num" w:pos="4320"/>
+        </w:tabs>
+        <w:ind w:left="4320" w:hanging="360"/>
+      </w:pPr>
+      <w:rPr>
+        <w:rFonts w:ascii="Wingdings" w:hAnsi="Wingdings" w:hint="default"/>
+        <w:sz w:val="20"/>
+      </w:rPr>
+    </w:lvl>
+    <w:lvl w:ilvl="6" w:tentative="1">
+      <w:start w:val="1"/>
+      <w:numFmt w:val="bullet"/>
+      <w:lvlText w:val=""/>
+      <w:lvlJc w:val="left"/>
+      <w:pPr>
+        <w:tabs>
+          <w:tab w:val="num" w:pos="5040"/>
+        </w:tabs>
+        <w:ind w:left="5040" w:hanging="360"/>
+      </w:pPr>
+      <w:rPr>
+        <w:rFonts w:ascii="Wingdings" w:hAnsi="Wingdings" w:hint="default"/>
+        <w:sz w:val="20"/>
+      </w:rPr>
+    </w:lvl>
+    <w:lvl w:ilvl="7" w:tentative="1">
+      <w:start w:val="1"/>
+      <w:numFmt w:val="bullet"/>
+      <w:lvlText w:val=""/>
+      <w:lvlJc w:val="left"/>
+      <w:pPr>
+        <w:tabs>
+          <w:tab w:val="num" w:pos="5760"/>
+        </w:tabs>
+        <w:ind w:left="5760" w:hanging="360"/>
+      </w:pPr>
+      <w:rPr>
+        <w:rFonts w:ascii="Wingdings" w:hAnsi="Wingdings" w:hint="default"/>
+        <w:sz w:val="20"/>
+      </w:rPr>
+    </w:lvl>
+    <w:lvl w:ilvl="8" w:tentative="1">
+      <w:start w:val="1"/>
+      <w:numFmt w:val="bullet"/>
+      <w:lvlText w:val=""/>
+      <w:lvlJc w:val="left"/>
+      <w:pPr>
+        <w:tabs>
+          <w:tab w:val="num" w:pos="6480"/>
+        </w:tabs>
+        <w:ind w:left="6480" w:hanging="360"/>
+      </w:pPr>
+      <w:rPr>
+        <w:rFonts w:ascii="Wingdings" w:hAnsi="Wingdings" w:hint="default"/>
+        <w:sz w:val="20"/>
+      </w:rPr>
+    </w:lvl>
+  </w:abstractNum>
+  <w:abstractNum w:abstractNumId="9" w15:restartNumberingAfterBreak="0">
     <w:nsid w:val="33161D0B"/>
     <w:multiLevelType w:val="hybridMultilevel"/>
     <w:tmpl w:val="AD226A7E"/>
@@ -2040,7 +2486,156 @@
       </w:rPr>
     </w:lvl>
   </w:abstractNum>
-  <w:abstractNum w:abstractNumId="7" w15:restartNumberingAfterBreak="0">
+  <w:abstractNum w:abstractNumId="10" w15:restartNumberingAfterBreak="0">
+    <w:nsid w:val="348B71F5"/>
+    <w:multiLevelType w:val="multilevel"/>
+    <w:tmpl w:val="489E44EC"/>
+    <w:lvl w:ilvl="0">
+      <w:start w:val="1"/>
+      <w:numFmt w:val="bullet"/>
+      <w:lvlText w:val=""/>
+      <w:lvlJc w:val="left"/>
+      <w:pPr>
+        <w:tabs>
+          <w:tab w:val="num" w:pos="720"/>
+        </w:tabs>
+        <w:ind w:left="720" w:hanging="360"/>
+      </w:pPr>
+      <w:rPr>
+        <w:rFonts w:ascii="Symbol" w:hAnsi="Symbol" w:hint="default"/>
+        <w:sz w:val="20"/>
+      </w:rPr>
+    </w:lvl>
+    <w:lvl w:ilvl="1" w:tentative="1">
+      <w:start w:val="1"/>
+      <w:numFmt w:val="bullet"/>
+      <w:lvlText w:val="o"/>
+      <w:lvlJc w:val="left"/>
+      <w:pPr>
+        <w:tabs>
+          <w:tab w:val="num" w:pos="1440"/>
+        </w:tabs>
+        <w:ind w:left="1440" w:hanging="360"/>
+      </w:pPr>
+      <w:rPr>
+        <w:rFonts w:ascii="Courier New" w:hAnsi="Courier New" w:hint="default"/>
+        <w:sz w:val="20"/>
+      </w:rPr>
+    </w:lvl>
+    <w:lvl w:ilvl="2" w:tentative="1">
+      <w:start w:val="1"/>
+      <w:numFmt w:val="bullet"/>
+      <w:lvlText w:val=""/>
+      <w:lvlJc w:val="left"/>
+      <w:pPr>
+        <w:tabs>
+          <w:tab w:val="num" w:pos="2160"/>
+        </w:tabs>
+        <w:ind w:left="2160" w:hanging="360"/>
+      </w:pPr>
+      <w:rPr>
+        <w:rFonts w:ascii="Wingdings" w:hAnsi="Wingdings" w:hint="default"/>
+        <w:sz w:val="20"/>
+      </w:rPr>
+    </w:lvl>
+    <w:lvl w:ilvl="3" w:tentative="1">
+      <w:start w:val="1"/>
+      <w:numFmt w:val="bullet"/>
+      <w:lvlText w:val=""/>
+      <w:lvlJc w:val="left"/>
+      <w:pPr>
+        <w:tabs>
+          <w:tab w:val="num" w:pos="2880"/>
+        </w:tabs>
+        <w:ind w:left="2880" w:hanging="360"/>
+      </w:pPr>
+      <w:rPr>
+        <w:rFonts w:ascii="Wingdings" w:hAnsi="Wingdings" w:hint="default"/>
+        <w:sz w:val="20"/>
+      </w:rPr>
+    </w:lvl>
+    <w:lvl w:ilvl="4" w:tentative="1">
+      <w:start w:val="1"/>
+      <w:numFmt w:val="bullet"/>
+      <w:lvlText w:val=""/>
+      <w:lvlJc w:val="left"/>
+      <w:pPr>
+        <w:tabs>
+          <w:tab w:val="num" w:pos="3600"/>
+        </w:tabs>
+        <w:ind w:left="3600" w:hanging="360"/>
+      </w:pPr>
+      <w:rPr>
+        <w:rFonts w:ascii="Wingdings" w:hAnsi="Wingdings" w:hint="default"/>
+        <w:sz w:val="20"/>
+      </w:rPr>
+    </w:lvl>
+    <w:lvl w:ilvl="5" w:tentative="1">
+      <w:start w:val="1"/>
+      <w:numFmt w:val="bullet"/>
+      <w:lvlText w:val=""/>
+      <w:lvlJc w:val="left"/>
+      <w:pPr>
+        <w:tabs>
+          <w:tab w:val="num" w:pos="4320"/>
+        </w:tabs>
+        <w:ind w:left="4320" w:hanging="360"/>
+      </w:pPr>
+      <w:rPr>
+        <w:rFonts w:ascii="Wingdings" w:hAnsi="Wingdings" w:hint="default"/>
+        <w:sz w:val="20"/>
+      </w:rPr>
+    </w:lvl>
+    <w:lvl w:ilvl="6" w:tentative="1">
+      <w:start w:val="1"/>
+      <w:numFmt w:val="bullet"/>
+      <w:lvlText w:val=""/>
+      <w:lvlJc w:val="left"/>
+      <w:pPr>
+        <w:tabs>
+          <w:tab w:val="num" w:pos="5040"/>
+        </w:tabs>
+        <w:ind w:left="5040" w:hanging="360"/>
+      </w:pPr>
+      <w:rPr>
+        <w:rFonts w:ascii="Wingdings" w:hAnsi="Wingdings" w:hint="default"/>
+        <w:sz w:val="20"/>
+      </w:rPr>
+    </w:lvl>
+    <w:lvl w:ilvl="7" w:tentative="1">
+      <w:start w:val="1"/>
+      <w:numFmt w:val="bullet"/>
+      <w:lvlText w:val=""/>
+      <w:lvlJc w:val="left"/>
+      <w:pPr>
+        <w:tabs>
+          <w:tab w:val="num" w:pos="5760"/>
+        </w:tabs>
+        <w:ind w:left="5760" w:hanging="360"/>
+      </w:pPr>
+      <w:rPr>
+        <w:rFonts w:ascii="Wingdings" w:hAnsi="Wingdings" w:hint="default"/>
+        <w:sz w:val="20"/>
+      </w:rPr>
+    </w:lvl>
+    <w:lvl w:ilvl="8" w:tentative="1">
+      <w:start w:val="1"/>
+      <w:numFmt w:val="bullet"/>
+      <w:lvlText w:val=""/>
+      <w:lvlJc w:val="left"/>
+      <w:pPr>
+        <w:tabs>
+          <w:tab w:val="num" w:pos="6480"/>
+        </w:tabs>
+        <w:ind w:left="6480" w:hanging="360"/>
+      </w:pPr>
+      <w:rPr>
+        <w:rFonts w:ascii="Wingdings" w:hAnsi="Wingdings" w:hint="default"/>
+        <w:sz w:val="20"/>
+      </w:rPr>
+    </w:lvl>
+  </w:abstractNum>
+  <w:abstractNum w:abstractNumId="11" w15:restartNumberingAfterBreak="0">
     <w:nsid w:val="421B39B9"/>
     <w:multiLevelType w:val="hybridMultilevel"/>
     <w:tmpl w:val="70527FDC"/>
@@ -2153,7 +2748,7 @@
       </w:rPr>
     </w:lvl>
   </w:abstractNum>
-  <w:abstractNum w:abstractNumId="8" w15:restartNumberingAfterBreak="0">
+  <w:abstractNum w:abstractNumId="12" w15:restartNumberingAfterBreak="0">
     <w:nsid w:val="51352955"/>
     <w:multiLevelType w:val="hybridMultilevel"/>
     <w:tmpl w:val="B8BCBDA6"/>
@@ -2266,7 +2861,7 @@
       </w:rPr>
     </w:lvl>
   </w:abstractNum>
-  <w:abstractNum w:abstractNumId="9" w15:restartNumberingAfterBreak="0">
+  <w:abstractNum w:abstractNumId="13" w15:restartNumberingAfterBreak="0">
     <w:nsid w:val="52A135E6"/>
     <w:multiLevelType w:val="hybridMultilevel"/>
     <w:tmpl w:val="CAC8EFEC"/>
@@ -2379,7 +2974,7 @@
       </w:rPr>
     </w:lvl>
   </w:abstractNum>
-  <w:abstractNum w:abstractNumId="10" w15:restartNumberingAfterBreak="0">
+  <w:abstractNum w:abstractNumId="14" w15:restartNumberingAfterBreak="0">
     <w:nsid w:val="5D6C3FED"/>
     <w:multiLevelType w:val="hybridMultilevel"/>
     <w:tmpl w:val="60F87818"/>
@@ -2492,7 +3087,120 @@
       </w:rPr>
     </w:lvl>
   </w:abstractNum>
-  <w:abstractNum w:abstractNumId="11" w15:restartNumberingAfterBreak="0">
+  <w:abstractNum w:abstractNumId="15" w15:restartNumberingAfterBreak="0">
+    <w:nsid w:val="60474305"/>
+    <w:multiLevelType w:val="hybridMultilevel"/>
+    <w:tmpl w:val="C108D832"/>
+    <w:lvl w:ilvl="0" w:tplc="08090001">
+      <w:start w:val="1"/>
+      <w:numFmt w:val="bullet"/>
+      <w:lvlText w:val=""/>
+      <w:lvlJc w:val="left"/>
+      <w:pPr>
+        <w:ind w:left="720" w:hanging="360"/>
+      </w:pPr>
+      <w:rPr>
+        <w:rFonts w:ascii="Symbol" w:hAnsi="Symbol" w:hint="default"/>
+      </w:rPr>
+    </w:lvl>
+    <w:lvl w:ilvl="1" w:tplc="08090003" w:tentative="1">
+      <w:start w:val="1"/>
+      <w:numFmt w:val="bullet"/>
+      <w:lvlText w:val="o"/>
+      <w:lvlJc w:val="left"/>
+      <w:pPr>
+        <w:ind w:left="1440" w:hanging="360"/>
+      </w:pPr>
+      <w:rPr>
+        <w:rFonts w:ascii="Courier New" w:hAnsi="Courier New" w:cs="Courier New" w:hint="default"/>
+      </w:rPr>
+    </w:lvl>
+    <w:lvl w:ilvl="2" w:tplc="08090005" w:tentative="1">
+      <w:start w:val="1"/>
+      <w:numFmt w:val="bullet"/>
+      <w:lvlText w:val=""/>
+      <w:lvlJc w:val="left"/>
+      <w:pPr>
+        <w:ind w:left="2160" w:hanging="360"/>
+      </w:pPr>
+      <w:rPr>
+        <w:rFonts w:ascii="Wingdings" w:hAnsi="Wingdings" w:hint="default"/>
+      </w:rPr>
+    </w:lvl>
+    <w:lvl w:ilvl="3" w:tplc="08090001" w:tentative="1">
+      <w:start w:val="1"/>
+      <w:numFmt w:val="bullet"/>
+      <w:lvlText w:val=""/>
+      <w:lvlJc w:val="left"/>
+      <w:pPr>
+        <w:ind w:left="2880" w:hanging="360"/>
+      </w:pPr>
+      <w:rPr>
+        <w:rFonts w:ascii="Symbol" w:hAnsi="Symbol" w:hint="default"/>
+      </w:rPr>
+    </w:lvl>
+    <w:lvl w:ilvl="4" w:tplc="08090003" w:tentative="1">
+      <w:start w:val="1"/>
+      <w:numFmt w:val="bullet"/>
+      <w:lvlText w:val="o"/>
+      <w:lvlJc w:val="left"/>
+      <w:pPr>
+        <w:ind w:left="3600" w:hanging="360"/>
+      </w:pPr>
+      <w:rPr>
+        <w:rFonts w:ascii="Courier New" w:hAnsi="Courier New" w:cs="Courier New" w:hint="default"/>
+      </w:rPr>
+    </w:lvl>
+    <w:lvl w:ilvl="5" w:tplc="08090005" w:tentative="1">
+      <w:start w:val="1"/>
+      <w:numFmt w:val="bullet"/>
+      <w:lvlText w:val=""/>
+      <w:lvlJc w:val="left"/>
+      <w:pPr>
+        <w:ind w:left="4320" w:hanging="360"/>
+      </w:pPr>
+      <w:rPr>
+        <w:rFonts w:ascii="Wingdings" w:hAnsi="Wingdings" w:hint="default"/>
+      </w:rPr>
+    </w:lvl>
+    <w:lvl w:ilvl="6" w:tplc="08090001" w:tentative="1">
+      <w:start w:val="1"/>
+      <w:numFmt w:val="bullet"/>
+      <w:lvlText w:val=""/>
+      <w:lvlJc w:val="left"/>
+      <w:pPr>
+        <w:ind w:left="5040" w:hanging="360"/>
+      </w:pPr>
+      <w:rPr>
+        <w:rFonts w:ascii="Symbol" w:hAnsi="Symbol" w:hint="default"/>
+      </w:rPr>
+    </w:lvl>
+    <w:lvl w:ilvl="7" w:tplc="08090003" w:tentative="1">
+      <w:start w:val="1"/>
+      <w:numFmt w:val="bullet"/>
+      <w:lvlText w:val="o"/>
+      <w:lvlJc w:val="left"/>
+      <w:pPr>
+        <w:ind w:left="5760" w:hanging="360"/>
+      </w:pPr>
+      <w:rPr>
+        <w:rFonts w:ascii="Courier New" w:hAnsi="Courier New" w:cs="Courier New" w:hint="default"/>
+      </w:rPr>
+    </w:lvl>
+    <w:lvl w:ilvl="8" w:tplc="08090005" w:tentative="1">
+      <w:start w:val="1"/>
+      <w:numFmt w:val="bullet"/>
+      <w:lvlText w:val=""/>
+      <w:lvlJc w:val="left"/>
+      <w:pPr>
+        <w:ind w:left="6480" w:hanging="360"/>
+      </w:pPr>
+      <w:rPr>
+        <w:rFonts w:ascii="Wingdings" w:hAnsi="Wingdings" w:hint="default"/>
+      </w:rPr>
+    </w:lvl>
+  </w:abstractNum>
+  <w:abstractNum w:abstractNumId="16" w15:restartNumberingAfterBreak="0">
     <w:nsid w:val="66244D8D"/>
     <w:multiLevelType w:val="hybridMultilevel"/>
     <w:tmpl w:val="B1605030"/>
@@ -2606,39 +3314,54 @@
     </w:lvl>
   </w:abstractNum>
   <w:num w:numId="1" w16cid:durableId="1807313478">
+    <w:abstractNumId w:val="13"/>
+  </w:num>
+  <w:num w:numId="2" w16cid:durableId="34039931">
+    <w:abstractNumId w:val="2"/>
+  </w:num>
+  <w:num w:numId="3" w16cid:durableId="1664115986">
+    <w:abstractNumId w:val="6"/>
+  </w:num>
+  <w:num w:numId="4" w16cid:durableId="923874595">
     <w:abstractNumId w:val="9"/>
   </w:num>
-  <w:num w:numId="2" w16cid:durableId="34039931">
+  <w:num w:numId="5" w16cid:durableId="643000607">
+    <w:abstractNumId w:val="4"/>
+  </w:num>
+  <w:num w:numId="6" w16cid:durableId="1056931719">
+    <w:abstractNumId w:val="7"/>
+  </w:num>
+  <w:num w:numId="7" w16cid:durableId="727189125">
+    <w:abstractNumId w:val="14"/>
+  </w:num>
+  <w:num w:numId="8" w16cid:durableId="2018262357">
+    <w:abstractNumId w:val="5"/>
+  </w:num>
+  <w:num w:numId="9" w16cid:durableId="1559516631">
+    <w:abstractNumId w:val="16"/>
+  </w:num>
+  <w:num w:numId="10" w16cid:durableId="291403525">
+    <w:abstractNumId w:val="11"/>
+  </w:num>
+  <w:num w:numId="11" w16cid:durableId="1941446469">
+    <w:abstractNumId w:val="12"/>
+  </w:num>
+  <w:num w:numId="12" w16cid:durableId="1064185952">
+    <w:abstractNumId w:val="3"/>
+  </w:num>
+  <w:num w:numId="13" w16cid:durableId="613900106">
+    <w:abstractNumId w:val="15"/>
+  </w:num>
+  <w:num w:numId="14" w16cid:durableId="1168137937">
+    <w:abstractNumId w:val="8"/>
+  </w:num>
+  <w:num w:numId="15" w16cid:durableId="812480570">
     <w:abstractNumId w:val="0"/>
   </w:num>
-  <w:num w:numId="3" w16cid:durableId="1664115986">
-    <w:abstractNumId w:val="4"/>
-  </w:num>
-  <w:num w:numId="4" w16cid:durableId="923874595">
-    <w:abstractNumId w:val="6"/>
-  </w:num>
-  <w:num w:numId="5" w16cid:durableId="643000607">
-    <w:abstractNumId w:val="2"/>
-  </w:num>
-  <w:num w:numId="6" w16cid:durableId="1056931719">
-    <w:abstractNumId w:val="5"/>
-  </w:num>
-  <w:num w:numId="7" w16cid:durableId="727189125">
+  <w:num w:numId="16" w16cid:durableId="860314904">
     <w:abstractNumId w:val="10"/>
   </w:num>
-  <w:num w:numId="8" w16cid:durableId="2018262357">
-    <w:abstractNumId w:val="3"/>
-  </w:num>
-  <w:num w:numId="9" w16cid:durableId="1559516631">
-    <w:abstractNumId w:val="11"/>
-  </w:num>
-  <w:num w:numId="10" w16cid:durableId="291403525">
-    <w:abstractNumId w:val="7"/>
-  </w:num>
-  <w:num w:numId="11" w16cid:durableId="1941446469">
-    <w:abstractNumId w:val="8"/>
-  </w:num>
-  <w:num w:numId="12" w16cid:durableId="1064185952">
+  <w:num w:numId="17" w16cid:durableId="313729179">
     <w:abstractNumId w:val="1"/>
   </w:num>
 </w:numbering>
@@ -3046,6 +3769,7 @@
   <w:style w:type="character" w:default="1" w:styleId="DefaultParagraphFont">
     <w:name w:val="Default Paragraph Font"/>
     <w:uiPriority w:val="1"/>
+    <w:semiHidden/>
     <w:unhideWhenUsed/>
   </w:style>
   <w:style w:type="table" w:default="1" w:styleId="TableNormal">
@@ -3150,6 +3874,20 @@
     <w:rPr>
       <w:color w:val="605E5C"/>
       <w:shd w:val="clear" w:color="auto" w:fill="E1DFDD"/>
+    </w:rPr>
+  </w:style>
+  <w:style w:type="paragraph" w:customStyle="1" w:styleId="code-line">
+    <w:name w:val="code-line"/>
+    <w:basedOn w:val="Normal"/>
+    <w:rsid w:val="009C716D"/>
+    <w:pPr>
+      <w:spacing w:before="100" w:beforeAutospacing="1" w:after="100" w:afterAutospacing="1" w:line="240" w:lineRule="auto"/>
+    </w:pPr>
+    <w:rPr>
+      <w:rFonts w:ascii="Times New Roman" w:eastAsia="Times New Roman" w:hAnsi="Times New Roman" w:cs="Times New Roman"/>
+      <w:sz w:val="24"/>
+      <w:szCs w:val="24"/>
+      <w:lang w:eastAsia="en-GB"/>
     </w:rPr>
   </w:style>
 </w:styles>

--- a/CVSimonFoster.docx
+++ b/CVSimonFoster.docx
@@ -304,7 +304,13 @@
         </w:numPr>
       </w:pPr>
       <w:r>
-        <w:t>Web: ASP.Net MVC, REST APIs</w:t>
+        <w:t>Web: ASP.N</w:t>
+      </w:r>
+      <w:r>
+        <w:t>ET</w:t>
+      </w:r>
+      <w:r>
+        <w:t xml:space="preserve"> MVC, REST APIs</w:t>
       </w:r>
     </w:p>
     <w:p>
@@ -516,21 +522,7 @@
           <w:bCs/>
         </w:rPr>
         <w:tab/>
-        <w:t xml:space="preserve">Senior Developer at </w:t>
-      </w:r>
-      <w:proofErr w:type="spellStart"/>
-      <w:r>
-        <w:rPr>
-          <w:bCs/>
-        </w:rPr>
-        <w:t>BlueTree</w:t>
-      </w:r>
-      <w:proofErr w:type="spellEnd"/>
-      <w:r>
-        <w:rPr>
-          <w:bCs/>
-        </w:rPr>
-        <w:t xml:space="preserve"> Group</w:t>
+        <w:t>Senior Developer at BlueTree Group</w:t>
       </w:r>
     </w:p>
     <w:p>
@@ -652,21 +644,7 @@
         <w:rPr>
           <w:bCs/>
         </w:rPr>
-        <w:t xml:space="preserve"> at Tersus Consultancy (formerly </w:t>
-      </w:r>
-      <w:proofErr w:type="spellStart"/>
-      <w:r>
-        <w:rPr>
-          <w:bCs/>
-        </w:rPr>
-        <w:t>Eurosafe</w:t>
-      </w:r>
-      <w:proofErr w:type="spellEnd"/>
-      <w:r>
-        <w:rPr>
-          <w:bCs/>
-        </w:rPr>
-        <w:t xml:space="preserve"> UK)</w:t>
+        <w:t xml:space="preserve"> at Tersus Consultancy (formerly Eurosafe UK)</w:t>
       </w:r>
     </w:p>
     <w:p>
@@ -790,21 +768,7 @@
           <w:bCs/>
         </w:rPr>
         <w:tab/>
-        <w:t xml:space="preserve">IT Consultant and Contract Developer working with </w:t>
-      </w:r>
-      <w:proofErr w:type="spellStart"/>
-      <w:r>
-        <w:rPr>
-          <w:bCs/>
-        </w:rPr>
-        <w:t>Eurosafe</w:t>
-      </w:r>
-      <w:proofErr w:type="spellEnd"/>
-      <w:r>
-        <w:rPr>
-          <w:bCs/>
-        </w:rPr>
-        <w:t xml:space="preserve"> UK</w:t>
+        <w:t>IT Consultant and Contract Developer working with Eurosafe UK</w:t>
       </w:r>
     </w:p>
     <w:p>
@@ -956,7 +920,13 @@
         </w:numPr>
       </w:pPr>
       <w:r>
-        <w:t>Modernized legacy webform applications to ASP.Net MVC.</w:t>
+        <w:t>Modernized legacy webform applications to ASP.N</w:t>
+      </w:r>
+      <w:r>
+        <w:t>ET</w:t>
+      </w:r>
+      <w:r>
+        <w:t xml:space="preserve"> MVC.</w:t>
       </w:r>
     </w:p>
     <w:p>
@@ -986,15 +956,7 @@
       </w:r>
       <w:r>
         <w:tab/>
-        <w:t xml:space="preserve">Developer/IT Manager for </w:t>
-      </w:r>
-      <w:proofErr w:type="spellStart"/>
-      <w:r>
-        <w:t>Eurosafe</w:t>
-      </w:r>
-      <w:proofErr w:type="spellEnd"/>
-      <w:r>
-        <w:t xml:space="preserve"> UK</w:t>
+        <w:t>Developer/IT Manager for Eurosafe UK</w:t>
       </w:r>
     </w:p>
     <w:p>
@@ -1066,15 +1028,7 @@
       </w:r>
       <w:r>
         <w:tab/>
-        <w:t xml:space="preserve">IT Manager for </w:t>
-      </w:r>
-      <w:proofErr w:type="spellStart"/>
-      <w:r>
-        <w:t>Eurosafe</w:t>
-      </w:r>
-      <w:proofErr w:type="spellEnd"/>
-      <w:r>
-        <w:t xml:space="preserve"> UK </w:t>
+        <w:t xml:space="preserve">IT Manager for Eurosafe UK </w:t>
       </w:r>
     </w:p>
     <w:p>
@@ -1091,15 +1045,7 @@
         <w:tab/>
       </w:r>
       <w:r>
-        <w:t xml:space="preserve">System Administrator for </w:t>
-      </w:r>
-      <w:proofErr w:type="spellStart"/>
-      <w:r>
-        <w:t>Eurosafe</w:t>
-      </w:r>
-      <w:proofErr w:type="spellEnd"/>
-      <w:r>
-        <w:t xml:space="preserve"> UK</w:t>
+        <w:t>System Administrator for Eurosafe UK</w:t>
       </w:r>
     </w:p>
     <w:p>
@@ -1246,14 +1192,7 @@
       </w:r>
       <w:r>
         <w:tab/>
-      </w:r>
-      <w:proofErr w:type="spellStart"/>
-      <w:r>
-        <w:t>MPhys</w:t>
-      </w:r>
-      <w:proofErr w:type="spellEnd"/>
-      <w:r>
-        <w:t xml:space="preserve"> (Hons) degree (2:2) in Experimental Physics University of York </w:t>
+        <w:t xml:space="preserve">MPhys (Hons) degree (2:2) in Experimental Physics University of York </w:t>
       </w:r>
       <w:r>
         <w:br/>

--- a/CVSimonFoster.docx
+++ b/CVSimonFoster.docx
@@ -417,7 +417,19 @@
         <w:rPr>
           <w:bCs/>
         </w:rPr>
-        <w:t xml:space="preserve"> – Present </w:t>
+        <w:t xml:space="preserve"> – </w:t>
+      </w:r>
+      <w:r>
+        <w:rPr>
+          <w:bCs/>
+        </w:rPr>
+        <w:t>March 2026</w:t>
+      </w:r>
+      <w:r>
+        <w:rPr>
+          <w:bCs/>
+        </w:rPr>
+        <w:t xml:space="preserve"> </w:t>
       </w:r>
       <w:r>
         <w:rPr>

--- a/CVSimonFoster.docx
+++ b/CVSimonFoster.docx
@@ -253,7 +253,13 @@
         </w:numPr>
       </w:pPr>
       <w:r>
-        <w:t>Languages: C#, JavaScript, SQL</w:t>
+        <w:t>Languages: C#</w:t>
+      </w:r>
+      <w:r>
+        <w:t xml:space="preserve"> (.Net Framework and .Net Core 3-10)</w:t>
+      </w:r>
+      <w:r>
+        <w:t>, JavaScript, SQL</w:t>
       </w:r>
     </w:p>
     <w:p>
@@ -507,6 +513,24 @@
     </w:p>
     <w:p>
       <w:pPr>
+        <w:pStyle w:val="ListParagraph"/>
+        <w:numPr>
+          <w:ilvl w:val="0"/>
+          <w:numId w:val="10"/>
+        </w:numPr>
+        <w:rPr>
+          <w:bCs/>
+        </w:rPr>
+      </w:pPr>
+      <w:r>
+        <w:rPr>
+          <w:bCs/>
+        </w:rPr>
+        <w:t>Tech Stack: .Net 7/8/9, SQL Server, Elastic Search, Grafana, Kubernetes (On Prem)</w:t>
+      </w:r>
+    </w:p>
+    <w:p>
+      <w:pPr>
         <w:rPr>
           <w:bCs/>
         </w:rPr>
@@ -534,7 +558,21 @@
           <w:bCs/>
         </w:rPr>
         <w:tab/>
-        <w:t>Senior Developer at BlueTree Group</w:t>
+        <w:t xml:space="preserve">Senior Developer at </w:t>
+      </w:r>
+      <w:proofErr w:type="spellStart"/>
+      <w:r>
+        <w:rPr>
+          <w:bCs/>
+        </w:rPr>
+        <w:t>BlueTree</w:t>
+      </w:r>
+      <w:proofErr w:type="spellEnd"/>
+      <w:r>
+        <w:rPr>
+          <w:bCs/>
+        </w:rPr>
+        <w:t xml:space="preserve"> Group</w:t>
       </w:r>
     </w:p>
     <w:p>
@@ -611,6 +649,30 @@
     </w:p>
     <w:p>
       <w:pPr>
+        <w:pStyle w:val="ListParagraph"/>
+        <w:numPr>
+          <w:ilvl w:val="0"/>
+          <w:numId w:val="9"/>
+        </w:numPr>
+        <w:rPr>
+          <w:rFonts w:ascii="Segoe UI" w:hAnsi="Segoe UI" w:cs="Segoe UI"/>
+          <w:sz w:val="21"/>
+          <w:szCs w:val="21"/>
+          <w:shd w:val="clear" w:color="auto" w:fill="FFFFFF"/>
+        </w:rPr>
+      </w:pPr>
+      <w:r>
+        <w:rPr>
+          <w:rFonts w:ascii="Segoe UI" w:hAnsi="Segoe UI" w:cs="Segoe UI"/>
+          <w:sz w:val="21"/>
+          <w:szCs w:val="21"/>
+          <w:shd w:val="clear" w:color="auto" w:fill="FFFFFF"/>
+        </w:rPr>
+        <w:t>Tech Stack: .Net 6/7, SQL Server/MySQL, Datadog, AWS</w:t>
+      </w:r>
+    </w:p>
+    <w:p>
+      <w:pPr>
         <w:rPr>
           <w:bCs/>
         </w:rPr>
@@ -656,7 +718,21 @@
         <w:rPr>
           <w:bCs/>
         </w:rPr>
-        <w:t xml:space="preserve"> at Tersus Consultancy (formerly Eurosafe UK)</w:t>
+        <w:t xml:space="preserve"> at Tersus Consultancy (formerly </w:t>
+      </w:r>
+      <w:proofErr w:type="spellStart"/>
+      <w:r>
+        <w:rPr>
+          <w:bCs/>
+        </w:rPr>
+        <w:t>Eurosafe</w:t>
+      </w:r>
+      <w:proofErr w:type="spellEnd"/>
+      <w:r>
+        <w:rPr>
+          <w:bCs/>
+        </w:rPr>
+        <w:t xml:space="preserve"> UK)</w:t>
       </w:r>
     </w:p>
     <w:p>
@@ -710,6 +786,7 @@
         <w:rPr>
           <w:bCs/>
         </w:rPr>
+        <w:lastRenderedPageBreak/>
         <w:t>Maintained the SaaS product Ultimate Manager, authored unit/integration tests, and scheduled deployments.</w:t>
       </w:r>
     </w:p>
@@ -734,10 +811,20 @@
     <w:p>
       <w:pPr>
         <w:pStyle w:val="ListParagraph"/>
-        <w:rPr>
-          <w:bCs/>
-        </w:rPr>
-      </w:pPr>
+        <w:numPr>
+          <w:ilvl w:val="0"/>
+          <w:numId w:val="8"/>
+        </w:numPr>
+        <w:rPr>
+          <w:bCs/>
+        </w:rPr>
+      </w:pPr>
+      <w:r>
+        <w:rPr>
+          <w:bCs/>
+        </w:rPr>
+        <w:t>Tech Stack: .Net 3/5/6, Blazor, SQL Server, Application Insights, Azure</w:t>
+      </w:r>
     </w:p>
     <w:p>
       <w:pPr>
@@ -780,7 +867,21 @@
           <w:bCs/>
         </w:rPr>
         <w:tab/>
-        <w:t>IT Consultant and Contract Developer working with Eurosafe UK</w:t>
+        <w:t xml:space="preserve">IT Consultant and Contract Developer working with </w:t>
+      </w:r>
+      <w:proofErr w:type="spellStart"/>
+      <w:r>
+        <w:rPr>
+          <w:bCs/>
+        </w:rPr>
+        <w:t>Eurosafe</w:t>
+      </w:r>
+      <w:proofErr w:type="spellEnd"/>
+      <w:r>
+        <w:rPr>
+          <w:bCs/>
+        </w:rPr>
+        <w:t xml:space="preserve"> UK</w:t>
       </w:r>
     </w:p>
     <w:p>
@@ -820,6 +921,24 @@
       </w:r>
     </w:p>
     <w:p>
+      <w:pPr>
+        <w:pStyle w:val="ListParagraph"/>
+        <w:numPr>
+          <w:ilvl w:val="0"/>
+          <w:numId w:val="7"/>
+        </w:numPr>
+        <w:rPr>
+          <w:bCs/>
+        </w:rPr>
+      </w:pPr>
+      <w:r>
+        <w:rPr>
+          <w:bCs/>
+        </w:rPr>
+        <w:t>Tech Stack: .Net 3/5/6, Blazor, SQL Server, Application Insights, Azure</w:t>
+      </w:r>
+    </w:p>
+    <w:p>
       <w:r>
         <w:t>Ju</w:t>
       </w:r>
@@ -877,6 +996,18 @@
       </w:r>
     </w:p>
     <w:p>
+      <w:pPr>
+        <w:pStyle w:val="ListParagraph"/>
+        <w:numPr>
+          <w:ilvl w:val="0"/>
+          <w:numId w:val="6"/>
+        </w:numPr>
+      </w:pPr>
+      <w:r>
+        <w:t>Tech Stack: .Net Framework/.Net Core 2, SQL Server, Azure/On Prem</w:t>
+      </w:r>
+    </w:p>
+    <w:p>
       <w:r>
         <w:t xml:space="preserve">October 2016 – </w:t>
       </w:r>
@@ -968,7 +1099,15 @@
       </w:r>
       <w:r>
         <w:tab/>
-        <w:t>Developer/IT Manager for Eurosafe UK</w:t>
+        <w:t xml:space="preserve">Developer/IT Manager for </w:t>
+      </w:r>
+      <w:proofErr w:type="spellStart"/>
+      <w:r>
+        <w:t>Eurosafe</w:t>
+      </w:r>
+      <w:proofErr w:type="spellEnd"/>
+      <w:r>
+        <w:t xml:space="preserve"> UK</w:t>
       </w:r>
     </w:p>
     <w:p>
@@ -1040,7 +1179,15 @@
       </w:r>
       <w:r>
         <w:tab/>
-        <w:t xml:space="preserve">IT Manager for Eurosafe UK </w:t>
+        <w:t xml:space="preserve">IT Manager for </w:t>
+      </w:r>
+      <w:proofErr w:type="spellStart"/>
+      <w:r>
+        <w:t>Eurosafe</w:t>
+      </w:r>
+      <w:proofErr w:type="spellEnd"/>
+      <w:r>
+        <w:t xml:space="preserve"> UK </w:t>
       </w:r>
     </w:p>
     <w:p>
@@ -1057,7 +1204,15 @@
         <w:tab/>
       </w:r>
       <w:r>
-        <w:t>System Administrator for Eurosafe UK</w:t>
+        <w:t xml:space="preserve">System Administrator for </w:t>
+      </w:r>
+      <w:proofErr w:type="spellStart"/>
+      <w:r>
+        <w:t>Eurosafe</w:t>
+      </w:r>
+      <w:proofErr w:type="spellEnd"/>
+      <w:r>
+        <w:t xml:space="preserve"> UK</w:t>
       </w:r>
     </w:p>
     <w:p>
@@ -1204,7 +1359,14 @@
       </w:r>
       <w:r>
         <w:tab/>
-        <w:t xml:space="preserve">MPhys (Hons) degree (2:2) in Experimental Physics University of York </w:t>
+      </w:r>
+      <w:proofErr w:type="spellStart"/>
+      <w:r>
+        <w:t>MPhys</w:t>
+      </w:r>
+      <w:proofErr w:type="spellEnd"/>
+      <w:r>
+        <w:t xml:space="preserve"> (Hons) degree (2:2) in Experimental Physics University of York </w:t>
       </w:r>
       <w:r>
         <w:br/>
